--- a/static/downloads/es/docx/layer-1/membership-state-registry.docx
+++ b/static/downloads/es/docx/layer-1/membership-state-registry.docx
@@ -87,7 +87,7 @@
         <w:t xml:space="preserve"> </w:t>
       </w:r>
       <w:r>
-        <w:t xml:space="preserve">2026-06-26</w:t>
+        <w:t xml:space="preserve">2026-07-07</w:t>
       </w:r>
     </w:p>
     <w:p>
@@ -379,8 +379,14 @@
     </w:p>
     <w:p>
       <w:pPr>
-        <w:pStyle w:val="BlockText"/>
-      </w:pPr>
+        <w:pStyle w:val="BodyText"/>
+      </w:pPr>
+      <w:r>
+        <w:t xml:space="preserve">&gt;</w:t>
+      </w:r>
+      <w:r>
+        <w:t xml:space="preserve"> </w:t>
+      </w:r>
       <w:r>
         <w:rPr>
           <w:b/>
@@ -388,19 +394,29 @@
         </w:rPr>
         <w:t xml:space="preserve">Justificación — ¿Por qué una única tabla de estados</w:t>
       </w:r>
-    </w:p>
-    <w:p>
-      <w:pPr>
-        <w:pStyle w:val="BlockText"/>
-      </w:pPr>
-      <w:r>
-        <w:t xml:space="preserve">Los derechos y obligaciones dispersos en distintos documentos terminan divergiendo. Reunir cada estado, sus derechos, sus obligaciones y sus transiciones en una sola tabla hace que el sistema de membresía sea auditable de un vistazo — puedes ver cada puerta de entrada y salida de la comunidad, y lo que cada una otorga. Si dos documentos alguna vez se contradicen, este registro es el que prevalece.</w:t>
-      </w:r>
-    </w:p>
-    <w:p>
-      <w:pPr>
-        <w:pStyle w:val="BlockText"/>
-      </w:pPr>
+      <w:r>
+        <w:t xml:space="preserve"> </w:t>
+      </w:r>
+      <w:r>
+        <w:t xml:space="preserve">&gt;</w:t>
+      </w:r>
+      <w:r>
+        <w:t xml:space="preserve"> </w:t>
+      </w:r>
+      <w:r>
+        <w:t xml:space="preserve">&gt; Los derechos y obligaciones dispersos en distintos documentos terminan divergiendo. Reunir cada estado, sus derechos, sus obligaciones y sus transiciones en una sola tabla hace que el sistema de membresía sea auditable de un vistazo — puedes ver cada puerta de entrada y salida de la comunidad, y lo que cada una otorga. Si dos documentos alguna vez se contradicen, este registro es el que prevalece.</w:t>
+      </w:r>
+    </w:p>
+    <w:p>
+      <w:pPr>
+        <w:pStyle w:val="BodyText"/>
+      </w:pPr>
+      <w:r>
+        <w:t xml:space="preserve">&gt;</w:t>
+      </w:r>
+      <w:r>
+        <w:t xml:space="preserve"> </w:t>
+      </w:r>
       <w:r>
         <w:rPr>
           <w:b/>
@@ -408,13 +424,17 @@
         </w:rPr>
         <w:t xml:space="preserve">Instrucciones — Cómo completar esto</w:t>
       </w:r>
-    </w:p>
-    <w:p>
-      <w:pPr>
-        <w:pStyle w:val="BlockText"/>
-      </w:pPr>
-      <w:r>
-        <w:t xml:space="preserve">Define cada estado de membresía que tu comunidad reconoce (p. ej., Solicitante, Miembro en Prueba, Miembro Pleno, Miembro Saliente). Para cada uno, enumera derechos, obligaciones, condición de entrada y condición de salida. Mantén los estados mutuamente excluyentes — ninguna persona puede tener dos estados simultáneamente.</w:t>
+      <w:r>
+        <w:t xml:space="preserve"> </w:t>
+      </w:r>
+      <w:r>
+        <w:t xml:space="preserve">&gt;</w:t>
+      </w:r>
+      <w:r>
+        <w:t xml:space="preserve"> </w:t>
+      </w:r>
+      <w:r>
+        <w:t xml:space="preserve">&gt; Define cada estado de membresía que tu comunidad reconoce (p. ej., Solicitante, Miembro en Prueba, Miembro Pleno, Miembro Saliente). Para cada uno, enumera derechos, obligaciones, condición de entrada y condición de salida. Mantén los estados mutuamente excluyentes — ninguna persona puede tener dos estados simultáneamente.</w:t>
       </w:r>
     </w:p>
     <w:tbl>
@@ -512,6 +532,13 @@
             <w:pPr>
               <w:pStyle w:val="Compact"/>
             </w:pPr>
+            <w:r>
+              <w:rPr>
+                <w:i/>
+                <w:iCs/>
+              </w:rPr>
+              <w:t xml:space="preserve">&lt;derechos&gt;</w:t>
+            </w:r>
           </w:p>
         </w:tc>
         <w:tc>
@@ -520,6 +547,13 @@
             <w:pPr>
               <w:pStyle w:val="Compact"/>
             </w:pPr>
+            <w:r>
+              <w:rPr>
+                <w:i/>
+                <w:iCs/>
+              </w:rPr>
+              <w:t xml:space="preserve">&lt;obligaciones&gt;</w:t>
+            </w:r>
           </w:p>
         </w:tc>
         <w:tc>
@@ -528,6 +562,13 @@
             <w:pPr>
               <w:pStyle w:val="Compact"/>
             </w:pPr>
+            <w:r>
+              <w:rPr>
+                <w:i/>
+                <w:iCs/>
+              </w:rPr>
+              <w:t xml:space="preserve">&lt;entrada&gt;</w:t>
+            </w:r>
           </w:p>
         </w:tc>
         <w:tc>
@@ -536,6 +577,13 @@
             <w:pPr>
               <w:pStyle w:val="Compact"/>
             </w:pPr>
+            <w:r>
+              <w:rPr>
+                <w:i/>
+                <w:iCs/>
+              </w:rPr>
+              <w:t xml:space="preserve">&lt;salida&gt;</w:t>
+            </w:r>
           </w:p>
         </w:tc>
       </w:tr>
@@ -561,6 +609,13 @@
             <w:pPr>
               <w:pStyle w:val="Compact"/>
             </w:pPr>
+            <w:r>
+              <w:rPr>
+                <w:i/>
+                <w:iCs/>
+              </w:rPr>
+              <w:t xml:space="preserve">&lt;derechos&gt;</w:t>
+            </w:r>
           </w:p>
         </w:tc>
         <w:tc>
@@ -569,6 +624,13 @@
             <w:pPr>
               <w:pStyle w:val="Compact"/>
             </w:pPr>
+            <w:r>
+              <w:rPr>
+                <w:i/>
+                <w:iCs/>
+              </w:rPr>
+              <w:t xml:space="preserve">&lt;obligaciones&gt;</w:t>
+            </w:r>
           </w:p>
         </w:tc>
         <w:tc>
@@ -577,6 +639,13 @@
             <w:pPr>
               <w:pStyle w:val="Compact"/>
             </w:pPr>
+            <w:r>
+              <w:rPr>
+                <w:i/>
+                <w:iCs/>
+              </w:rPr>
+              <w:t xml:space="preserve">&lt;entrada&gt;</w:t>
+            </w:r>
           </w:p>
         </w:tc>
         <w:tc>
@@ -585,6 +654,13 @@
             <w:pPr>
               <w:pStyle w:val="Compact"/>
             </w:pPr>
+            <w:r>
+              <w:rPr>
+                <w:i/>
+                <w:iCs/>
+              </w:rPr>
+              <w:t xml:space="preserve">&lt;salida&gt;</w:t>
+            </w:r>
           </w:p>
         </w:tc>
       </w:tr>
@@ -610,6 +686,13 @@
             <w:pPr>
               <w:pStyle w:val="Compact"/>
             </w:pPr>
+            <w:r>
+              <w:rPr>
+                <w:i/>
+                <w:iCs/>
+              </w:rPr>
+              <w:t xml:space="preserve">&lt;derechos&gt;</w:t>
+            </w:r>
           </w:p>
         </w:tc>
         <w:tc>
@@ -618,6 +701,13 @@
             <w:pPr>
               <w:pStyle w:val="Compact"/>
             </w:pPr>
+            <w:r>
+              <w:rPr>
+                <w:i/>
+                <w:iCs/>
+              </w:rPr>
+              <w:t xml:space="preserve">&lt;obligaciones&gt;</w:t>
+            </w:r>
           </w:p>
         </w:tc>
         <w:tc>
@@ -626,6 +716,13 @@
             <w:pPr>
               <w:pStyle w:val="Compact"/>
             </w:pPr>
+            <w:r>
+              <w:rPr>
+                <w:i/>
+                <w:iCs/>
+              </w:rPr>
+              <w:t xml:space="preserve">&lt;entrada&gt;</w:t>
+            </w:r>
           </w:p>
         </w:tc>
         <w:tc>
@@ -634,6 +731,13 @@
             <w:pPr>
               <w:pStyle w:val="Compact"/>
             </w:pPr>
+            <w:r>
+              <w:rPr>
+                <w:i/>
+                <w:iCs/>
+              </w:rPr>
+              <w:t xml:space="preserve">&lt;salida&gt;</w:t>
+            </w:r>
           </w:p>
         </w:tc>
       </w:tr>
@@ -659,6 +763,13 @@
             <w:pPr>
               <w:pStyle w:val="Compact"/>
             </w:pPr>
+            <w:r>
+              <w:rPr>
+                <w:i/>
+                <w:iCs/>
+              </w:rPr>
+              <w:t xml:space="preserve">&lt;derechos&gt;</w:t>
+            </w:r>
           </w:p>
         </w:tc>
         <w:tc>
@@ -667,6 +778,13 @@
             <w:pPr>
               <w:pStyle w:val="Compact"/>
             </w:pPr>
+            <w:r>
+              <w:rPr>
+                <w:i/>
+                <w:iCs/>
+              </w:rPr>
+              <w:t xml:space="preserve">&lt;obligaciones&gt;</w:t>
+            </w:r>
           </w:p>
         </w:tc>
         <w:tc>
@@ -675,6 +793,13 @@
             <w:pPr>
               <w:pStyle w:val="Compact"/>
             </w:pPr>
+            <w:r>
+              <w:rPr>
+                <w:i/>
+                <w:iCs/>
+              </w:rPr>
+              <w:t xml:space="preserve">&lt;entrada&gt;</w:t>
+            </w:r>
           </w:p>
         </w:tc>
         <w:tc>
@@ -683,22 +808,29 @@
             <w:pPr>
               <w:pStyle w:val="Compact"/>
             </w:pPr>
+            <w:r>
+              <w:rPr>
+                <w:i/>
+                <w:iCs/>
+              </w:rPr>
+              <w:t xml:space="preserve">&lt;salida&gt;</w:t>
+            </w:r>
           </w:p>
         </w:tc>
       </w:tr>
     </w:tbl>
     <w:p>
       <w:pPr>
-        <w:pStyle w:val="BlockText"/>
-      </w:pPr>
-      <w:r>
-        <w:t xml:space="preserve">Ninguna persona puede tener múltiples estados de membresía simultáneamente.</w:t>
-      </w:r>
-      <w:r>
-        <w:t xml:space="preserve"> </w:t>
-      </w:r>
-      <w:r>
-        <w:t xml:space="preserve">No se pueden asumir derechos ni obligaciones fuera del estado de membresía actual de la persona.</w:t>
+        <w:pStyle w:val="BodyText"/>
+      </w:pPr>
+      <w:r>
+        <w:t xml:space="preserve">&gt; Ninguna persona puede tener múltiples estados de membresía simultáneamente.</w:t>
+      </w:r>
+      <w:r>
+        <w:t xml:space="preserve"> </w:t>
+      </w:r>
+      <w:r>
+        <w:t xml:space="preserve">&gt; No se pueden asumir derechos ni obligaciones fuera del estado de membresía actual de la persona.</w:t>
       </w:r>
     </w:p>
     <w:bookmarkEnd w:id="16"/>
@@ -713,8 +845,14 @@
     </w:p>
     <w:p>
       <w:pPr>
-        <w:pStyle w:val="BlockText"/>
-      </w:pPr>
+        <w:pStyle w:val="FirstParagraph"/>
+      </w:pPr>
+      <w:r>
+        <w:t xml:space="preserve">&gt;</w:t>
+      </w:r>
+      <w:r>
+        <w:t xml:space="preserve"> </w:t>
+      </w:r>
       <w:r>
         <w:rPr>
           <w:b/>
@@ -722,19 +860,29 @@
         </w:rPr>
         <w:t xml:space="preserve">Justificación — ¿Por qué conservar datos después de la salida</w:t>
       </w:r>
-    </w:p>
-    <w:p>
-      <w:pPr>
-        <w:pStyle w:val="BlockText"/>
-      </w:pPr>
-      <w:r>
-        <w:t xml:space="preserve">La historia de la comunidad pertenece a la comunidad, no a ninguna cuenta individual. Conservar los registros de contribución después de la salida protege la integridad de las pistas de auditoría, el historial de gobernanza y la contabilidad de reconocimientos — mientras que revocar el acceso y eliminar a la persona de los listados activos respeta la finalidad de su partida.</w:t>
-      </w:r>
-    </w:p>
-    <w:p>
-      <w:pPr>
-        <w:pStyle w:val="BlockText"/>
-      </w:pPr>
+      <w:r>
+        <w:t xml:space="preserve"> </w:t>
+      </w:r>
+      <w:r>
+        <w:t xml:space="preserve">&gt;</w:t>
+      </w:r>
+      <w:r>
+        <w:t xml:space="preserve"> </w:t>
+      </w:r>
+      <w:r>
+        <w:t xml:space="preserve">&gt; La historia de la comunidad pertenece a la comunidad, no a ninguna cuenta individual. Conservar los registros de contribución después de la salida protege la integridad de las pistas de auditoría, el historial de gobernanza y la contabilidad de reconocimientos — mientras que revocar el acceso y eliminar a la persona de los listados activos respeta la finalidad de su partida.</w:t>
+      </w:r>
+    </w:p>
+    <w:p>
+      <w:pPr>
+        <w:pStyle w:val="BodyText"/>
+      </w:pPr>
+      <w:r>
+        <w:t xml:space="preserve">&gt;</w:t>
+      </w:r>
+      <w:r>
+        <w:t xml:space="preserve"> </w:t>
+      </w:r>
       <w:r>
         <w:rPr>
           <w:b/>
@@ -742,13 +890,17 @@
         </w:rPr>
         <w:t xml:space="preserve">Instrucciones — Cómo completar esto</w:t>
       </w:r>
-    </w:p>
-    <w:p>
-      <w:pPr>
-        <w:pStyle w:val="BlockText"/>
-      </w:pPr>
-      <w:r>
-        <w:t xml:space="preserve">Describe qué registros se conservan después de la salida, dónde se gestionan operativamente las asignaciones de estado y cómo interactúa la revocación de acceso con las capacidades de la plataforma.</w:t>
+      <w:r>
+        <w:t xml:space="preserve"> </w:t>
+      </w:r>
+      <w:r>
+        <w:t xml:space="preserve">&gt;</w:t>
+      </w:r>
+      <w:r>
+        <w:t xml:space="preserve"> </w:t>
+      </w:r>
+      <w:r>
+        <w:t xml:space="preserve">&gt; Describe qué registros se conservan después de la salida, dónde se gestionan operativamente las asignaciones de estado y cómo interactúa la revocación de acceso con las capacidades de la plataforma.</w:t>
       </w:r>
     </w:p>
     <w:p>
@@ -868,8 +1020,14 @@
     </w:p>
     <w:p>
       <w:pPr>
-        <w:pStyle w:val="BlockText"/>
-      </w:pPr>
+        <w:pStyle w:val="BodyText"/>
+      </w:pPr>
+      <w:r>
+        <w:t xml:space="preserve">&gt;</w:t>
+      </w:r>
+      <w:r>
+        <w:t xml:space="preserve"> </w:t>
+      </w:r>
       <w:r>
         <w:rPr>
           <w:b/>
@@ -877,19 +1035,29 @@
         </w:rPr>
         <w:t xml:space="preserve">Justificación — ¿Por qué separar la definición de la lista</w:t>
       </w:r>
-    </w:p>
-    <w:p>
-      <w:pPr>
-        <w:pStyle w:val="BlockText"/>
-      </w:pPr>
-      <w:r>
-        <w:t xml:space="preserve">Este documento define lo que significan los estados; el registro vivo rastrea quién está en qué estado hoy. Mantenerlos separados significa que las definiciones son estables y gobernables mientras que las asignaciones se mantienen actualizadas — y nadie tiene que modificar un artefacto ratificado cada vez que un miembro se incorpora o se va.</w:t>
-      </w:r>
-    </w:p>
-    <w:p>
-      <w:pPr>
-        <w:pStyle w:val="BlockText"/>
-      </w:pPr>
+      <w:r>
+        <w:t xml:space="preserve"> </w:t>
+      </w:r>
+      <w:r>
+        <w:t xml:space="preserve">&gt;</w:t>
+      </w:r>
+      <w:r>
+        <w:t xml:space="preserve"> </w:t>
+      </w:r>
+      <w:r>
+        <w:t xml:space="preserve">&gt; Este documento define lo que significan los estados; el registro vivo rastrea quién está en qué estado hoy. Mantenerlos separados significa que las definiciones son estables y gobernables mientras que las asignaciones se mantienen actualizadas — y nadie tiene que modificar un artefacto ratificado cada vez que un miembro se incorpora o se va.</w:t>
+      </w:r>
+    </w:p>
+    <w:p>
+      <w:pPr>
+        <w:pStyle w:val="BodyText"/>
+      </w:pPr>
+      <w:r>
+        <w:t xml:space="preserve">&gt;</w:t>
+      </w:r>
+      <w:r>
+        <w:t xml:space="preserve"> </w:t>
+      </w:r>
       <w:r>
         <w:rPr>
           <w:b/>
@@ -897,21 +1065,25 @@
         </w:rPr>
         <w:t xml:space="preserve">Instrucciones — Cómo completar esto</w:t>
       </w:r>
-    </w:p>
-    <w:p>
-      <w:pPr>
-        <w:pStyle w:val="BlockText"/>
-      </w:pPr>
-      <w:r>
-        <w:t xml:space="preserve">Enlaza al sistema operativo o documento donde se rastrean las asignaciones actuales de miembro a estado. Este artefacto no debería tener que modificarse cada vez que un miembro se incorpora o se va.</w:t>
-      </w:r>
-    </w:p>
-    <w:p>
-      <w:pPr>
-        <w:pStyle w:val="BlockText"/>
-      </w:pPr>
-      <w:r>
-        <w:t xml:space="preserve">La lista viva de miembros se mantiene en</w:t>
+      <w:r>
+        <w:t xml:space="preserve"> </w:t>
+      </w:r>
+      <w:r>
+        <w:t xml:space="preserve">&gt;</w:t>
+      </w:r>
+      <w:r>
+        <w:t xml:space="preserve"> </w:t>
+      </w:r>
+      <w:r>
+        <w:t xml:space="preserve">&gt; Enlaza al sistema operativo o documento donde se rastrean las asignaciones actuales de miembro a estado. Este artefacto no debería tener que modificarse cada vez que un miembro se incorpora o se va.</w:t>
+      </w:r>
+    </w:p>
+    <w:p>
+      <w:pPr>
+        <w:pStyle w:val="BodyText"/>
+      </w:pPr>
+      <w:r>
+        <w:t xml:space="preserve">&gt; La lista viva de miembros se mantiene en</w:t>
       </w:r>
       <w:r>
         <w:t xml:space="preserve"> </w:t>
@@ -929,7 +1101,7 @@
     </w:p>
     <w:p>
       <w:pPr>
-        <w:pStyle w:val="FirstParagraph"/>
+        <w:pStyle w:val="BodyText"/>
       </w:pPr>
       <w:r>
         <w:rPr>
@@ -973,6 +1145,9 @@
       </w:r>
       <w:r>
         <w:t xml:space="preserve"> </w:t>
+      </w:r>
+      <w:r>
+        <w:t xml:space="preserve">&lt;AAAA-MM-DD&gt;</w:t>
       </w:r>
     </w:p>
     <w:p>

--- a/static/downloads/es/docx/layer-1/membership-state-registry.docx
+++ b/static/downloads/es/docx/layer-1/membership-state-registry.docx
@@ -59,7 +59,7 @@
         <w:t xml:space="preserve">RCOS — Sistema Operativo de Comunidad Regenerativa</w:t>
       </w:r>
     </w:p>
-    <w:bookmarkStart w:id="20" w:name="registro-de-estados-de-membresía"/>
+    <w:bookmarkStart w:id="17" w:name="registro-de-estados-de-membresía"/>
     <w:p>
       <w:pPr>
         <w:pStyle w:val="Heading1"/>
@@ -87,7 +87,7 @@
         <w:t xml:space="preserve"> </w:t>
       </w:r>
       <w:r>
-        <w:t xml:space="preserve">2026-07-07</w:t>
+        <w:t xml:space="preserve">2026-08-31</w:t>
       </w:r>
     </w:p>
     <w:p>
@@ -221,20 +221,6 @@
           <w:t xml:space="preserve">§3.1</w:t>
         </w:r>
       </w:hyperlink>
-      <w:r>
-        <w:t xml:space="preserve">,</w:t>
-      </w:r>
-      <w:r>
-        <w:t xml:space="preserve"> </w:t>
-      </w:r>
-      <w:hyperlink r:id="rId15">
-        <w:r>
-          <w:rPr>
-            <w:rStyle w:val="Hyperlink"/>
-          </w:rPr>
-          <w:t xml:space="preserve">§3.8</w:t>
-        </w:r>
-      </w:hyperlink>
     </w:p>
     <w:p>
       <w:r>
@@ -243,7 +229,7 @@
         </w:pict>
       </w:r>
     </w:p>
-    <w:bookmarkStart w:id="16" w:name="estados-de-membresía-definidos"/>
+    <w:bookmarkStart w:id="15" w:name="estados-de-membresía-definidos"/>
     <w:p>
       <w:pPr>
         <w:pStyle w:val="Heading2"/>
@@ -833,74 +819,21 @@
         <w:t xml:space="preserve">&gt; No se pueden asumir derechos ni obligaciones fuera del estado de membresía actual de la persona.</w:t>
       </w:r>
     </w:p>
-    <w:bookmarkEnd w:id="16"/>
-    <w:bookmarkStart w:id="17" w:name="notas-técnicas"/>
     <w:p>
+      <w:r>
+        <w:pict>
+          <v:rect style="width:0;height:1.5pt" o:hralign="center" o:hrstd="t" o:hr="t"/>
+        </w:pict>
+      </w:r>
+    </w:p>
+    <w:bookmarkEnd w:id="15"/>
+    <w:bookmarkStart w:id="16" w:name="registro-de-ratificación"/>
+    <w:p>
       <w:pPr>
         <w:pStyle w:val="Heading2"/>
       </w:pPr>
       <w:r>
-        <w:t xml:space="preserve">Notas Técnicas</w:t>
-      </w:r>
-    </w:p>
-    <w:p>
-      <w:pPr>
-        <w:pStyle w:val="FirstParagraph"/>
-      </w:pPr>
-      <w:r>
-        <w:t xml:space="preserve">&gt;</w:t>
-      </w:r>
-      <w:r>
-        <w:t xml:space="preserve"> </w:t>
-      </w:r>
-      <w:r>
-        <w:rPr>
-          <w:b/>
-          <w:bCs/>
-        </w:rPr>
-        <w:t xml:space="preserve">Justificación — ¿Por qué conservar datos después de la salida</w:t>
-      </w:r>
-      <w:r>
-        <w:t xml:space="preserve"> </w:t>
-      </w:r>
-      <w:r>
-        <w:t xml:space="preserve">&gt;</w:t>
-      </w:r>
-      <w:r>
-        <w:t xml:space="preserve"> </w:t>
-      </w:r>
-      <w:r>
-        <w:t xml:space="preserve">&gt; La historia de la comunidad pertenece a la comunidad, no a ninguna cuenta individual. Conservar los registros de contribución después de la salida protege la integridad de las pistas de auditoría, el historial de gobernanza y la contabilidad de reconocimientos — mientras que revocar el acceso y eliminar a la persona de los listados activos respeta la finalidad de su partida.</w:t>
-      </w:r>
-    </w:p>
-    <w:p>
-      <w:pPr>
-        <w:pStyle w:val="BodyText"/>
-      </w:pPr>
-      <w:r>
-        <w:t xml:space="preserve">&gt;</w:t>
-      </w:r>
-      <w:r>
-        <w:t xml:space="preserve"> </w:t>
-      </w:r>
-      <w:r>
-        <w:rPr>
-          <w:b/>
-          <w:bCs/>
-        </w:rPr>
-        <w:t xml:space="preserve">Instrucciones — Cómo completar esto</w:t>
-      </w:r>
-      <w:r>
-        <w:t xml:space="preserve"> </w:t>
-      </w:r>
-      <w:r>
-        <w:t xml:space="preserve">&gt;</w:t>
-      </w:r>
-      <w:r>
-        <w:t xml:space="preserve"> </w:t>
-      </w:r>
-      <w:r>
-        <w:t xml:space="preserve">&gt; Describe qué registros se conservan después de la salida, dónde se gestionan operativamente las asignaciones de estado y cómo interactúa la revocación de acceso con las capacidades de la plataforma.</w:t>
+        <w:t xml:space="preserve">Registro de Ratificación</w:t>
       </w:r>
     </w:p>
     <w:p>
@@ -913,10 +846,16 @@
       </w:pPr>
       <w:r>
         <w:rPr>
-          <w:i/>
-          <w:iCs/>
+          <w:b/>
+          <w:bCs/>
         </w:rPr>
-        <w:t xml:space="preserve">&lt;Historial de contribuciones y gobernanza retenido después de la salida; describe la política de retención.&gt;</w:t>
+        <w:t xml:space="preserve">Adoptado:</w:t>
+      </w:r>
+      <w:r>
+        <w:t xml:space="preserve"> </w:t>
+      </w:r>
+      <w:r>
+        <w:t xml:space="preserve">&lt;AAAA-MM-DD&gt;</w:t>
       </w:r>
     </w:p>
     <w:p>
@@ -929,10 +868,16 @@
       </w:pPr>
       <w:r>
         <w:rPr>
-          <w:i/>
-          <w:iCs/>
+          <w:b/>
+          <w:bCs/>
         </w:rPr>
-        <w:t xml:space="preserve">&lt;Los miembros salientes se eliminan de los listados activos; describe la revocación de acceso por plataforma.&gt;</w:t>
+        <w:t xml:space="preserve">Tipo de decisión:</w:t>
+      </w:r>
+      <w:r>
+        <w:t xml:space="preserve"> </w:t>
+      </w:r>
+      <w:r>
+        <w:t xml:space="preserve">Estratégica</w:t>
       </w:r>
     </w:p>
     <w:p>
@@ -945,243 +890,6 @@
       </w:pPr>
       <w:r>
         <w:rPr>
-          <w:i/>
-          <w:iCs/>
-        </w:rPr>
-        <w:t xml:space="preserve">&lt;Ubicación operativa de las asignaciones de estado — ver</w:t>
-      </w:r>
-      <w:r>
-        <w:rPr>
-          <w:i/>
-          <w:iCs/>
-        </w:rPr>
-        <w:t xml:space="preserve"> </w:t>
-      </w:r>
-      <w:r>
-        <w:rPr>
-          <w:i/>
-          <w:iCs/>
-        </w:rPr>
-        <w:t xml:space="preserve">“Lista Actual de Miembros”</w:t>
-      </w:r>
-      <w:r>
-        <w:rPr>
-          <w:i/>
-          <w:iCs/>
-        </w:rPr>
-        <w:t xml:space="preserve"> </w:t>
-      </w:r>
-      <w:r>
-        <w:rPr>
-          <w:i/>
-          <w:iCs/>
-        </w:rPr>
-        <w:t xml:space="preserve">más abajo.&gt;</w:t>
-      </w:r>
-    </w:p>
-    <w:bookmarkEnd w:id="17"/>
-    <w:bookmarkStart w:id="18" w:name="lista-actual-de-miembros"/>
-    <w:p>
-      <w:pPr>
-        <w:pStyle w:val="Heading2"/>
-      </w:pPr>
-      <w:r>
-        <w:t xml:space="preserve">Lista Actual de Miembros</w:t>
-      </w:r>
-    </w:p>
-    <w:p>
-      <w:pPr>
-        <w:pStyle w:val="FirstParagraph"/>
-      </w:pPr>
-      <w:r>
-        <w:rPr>
-          <w:i/>
-          <w:iCs/>
-        </w:rPr>
-        <w:t xml:space="preserve">Cláusulas RCOS:</w:t>
-      </w:r>
-      <w:r>
-        <w:rPr>
-          <w:i/>
-          <w:iCs/>
-        </w:rPr>
-        <w:t xml:space="preserve"> </w:t>
-      </w:r>
-      <w:hyperlink r:id="rId15">
-        <w:r>
-          <w:rPr>
-            <w:rStyle w:val="Hyperlink"/>
-            <w:i/>
-            <w:iCs/>
-          </w:rPr>
-          <w:t xml:space="preserve">3.8.2</w:t>
-        </w:r>
-      </w:hyperlink>
-    </w:p>
-    <w:p>
-      <w:pPr>
-        <w:pStyle w:val="BodyText"/>
-      </w:pPr>
-      <w:r>
-        <w:t xml:space="preserve">&gt;</w:t>
-      </w:r>
-      <w:r>
-        <w:t xml:space="preserve"> </w:t>
-      </w:r>
-      <w:r>
-        <w:rPr>
-          <w:b/>
-          <w:bCs/>
-        </w:rPr>
-        <w:t xml:space="preserve">Justificación — ¿Por qué separar la definición de la lista</w:t>
-      </w:r>
-      <w:r>
-        <w:t xml:space="preserve"> </w:t>
-      </w:r>
-      <w:r>
-        <w:t xml:space="preserve">&gt;</w:t>
-      </w:r>
-      <w:r>
-        <w:t xml:space="preserve"> </w:t>
-      </w:r>
-      <w:r>
-        <w:t xml:space="preserve">&gt; Este documento define lo que significan los estados; el registro vivo rastrea quién está en qué estado hoy. Mantenerlos separados significa que las definiciones son estables y gobernables mientras que las asignaciones se mantienen actualizadas — y nadie tiene que modificar un artefacto ratificado cada vez que un miembro se incorpora o se va.</w:t>
-      </w:r>
-    </w:p>
-    <w:p>
-      <w:pPr>
-        <w:pStyle w:val="BodyText"/>
-      </w:pPr>
-      <w:r>
-        <w:t xml:space="preserve">&gt;</w:t>
-      </w:r>
-      <w:r>
-        <w:t xml:space="preserve"> </w:t>
-      </w:r>
-      <w:r>
-        <w:rPr>
-          <w:b/>
-          <w:bCs/>
-        </w:rPr>
-        <w:t xml:space="preserve">Instrucciones — Cómo completar esto</w:t>
-      </w:r>
-      <w:r>
-        <w:t xml:space="preserve"> </w:t>
-      </w:r>
-      <w:r>
-        <w:t xml:space="preserve">&gt;</w:t>
-      </w:r>
-      <w:r>
-        <w:t xml:space="preserve"> </w:t>
-      </w:r>
-      <w:r>
-        <w:t xml:space="preserve">&gt; Enlaza al sistema operativo o documento donde se rastrean las asignaciones actuales de miembro a estado. Este artefacto no debería tener que modificarse cada vez que un miembro se incorpora o se va.</w:t>
-      </w:r>
-    </w:p>
-    <w:p>
-      <w:pPr>
-        <w:pStyle w:val="BodyText"/>
-      </w:pPr>
-      <w:r>
-        <w:t xml:space="preserve">&gt; La lista viva de miembros se mantiene en</w:t>
-      </w:r>
-      <w:r>
-        <w:t xml:space="preserve"> </w:t>
-      </w:r>
-      <w:r>
-        <w:rPr>
-          <w:i/>
-          <w:iCs/>
-        </w:rPr>
-        <w:t xml:space="preserve">&lt;sistema / ubicación&gt;</w:t>
-      </w:r>
-      <w:r>
-        <w:t xml:space="preserve">. Este documento define los estados; la herramienta de registro contiene las asignaciones actuales.</w:t>
-      </w:r>
-    </w:p>
-    <w:p>
-      <w:pPr>
-        <w:pStyle w:val="BodyText"/>
-      </w:pPr>
-      <w:r>
-        <w:rPr>
-          <w:i/>
-          <w:iCs/>
-        </w:rPr>
-        <w:t xml:space="preserve">&lt;Enlace o ubicación del directorio vivo de miembros.&gt;</w:t>
-      </w:r>
-    </w:p>
-    <w:p>
-      <w:r>
-        <w:pict>
-          <v:rect style="width:0;height:1.5pt" o:hralign="center" o:hrstd="t" o:hr="t"/>
-        </w:pict>
-      </w:r>
-    </w:p>
-    <w:bookmarkEnd w:id="18"/>
-    <w:bookmarkStart w:id="19" w:name="registro-de-ratificación"/>
-    <w:p>
-      <w:pPr>
-        <w:pStyle w:val="Heading2"/>
-      </w:pPr>
-      <w:r>
-        <w:t xml:space="preserve">Registro de Ratificación</w:t>
-      </w:r>
-    </w:p>
-    <w:p>
-      <w:pPr>
-        <w:pStyle w:val="Compact"/>
-        <w:numPr>
-          <w:ilvl w:val="0"/>
-          <w:numId w:val="1004"/>
-        </w:numPr>
-      </w:pPr>
-      <w:r>
-        <w:rPr>
-          <w:b/>
-          <w:bCs/>
-        </w:rPr>
-        <w:t xml:space="preserve">Adoptado:</w:t>
-      </w:r>
-      <w:r>
-        <w:t xml:space="preserve"> </w:t>
-      </w:r>
-      <w:r>
-        <w:t xml:space="preserve">&lt;AAAA-MM-DD&gt;</w:t>
-      </w:r>
-    </w:p>
-    <w:p>
-      <w:pPr>
-        <w:pStyle w:val="Compact"/>
-        <w:numPr>
-          <w:ilvl w:val="0"/>
-          <w:numId w:val="1004"/>
-        </w:numPr>
-      </w:pPr>
-      <w:r>
-        <w:rPr>
-          <w:b/>
-          <w:bCs/>
-        </w:rPr>
-        <w:t xml:space="preserve">Tipo de decisión:</w:t>
-      </w:r>
-      <w:r>
-        <w:t xml:space="preserve"> </w:t>
-      </w:r>
-      <w:r>
-        <w:t xml:space="preserve">Estratégica</w:t>
-      </w:r>
-    </w:p>
-    <w:p>
-      <w:pPr>
-        <w:pStyle w:val="Compact"/>
-        <w:numPr>
-          <w:ilvl w:val="0"/>
-          <w:numId w:val="1004"/>
-        </w:numPr>
-      </w:pPr>
-      <w:r>
-        <w:rPr>
           <w:b/>
           <w:bCs/>
         </w:rPr>
@@ -1199,7 +907,7 @@
         <w:pStyle w:val="Compact"/>
         <w:numPr>
           <w:ilvl w:val="0"/>
-          <w:numId w:val="1004"/>
+          <w:numId w:val="1003"/>
         </w:numPr>
       </w:pPr>
       <w:r>
@@ -1216,8 +924,8 @@
         <w:t xml:space="preserve">&lt;enlace al registro de decisión&gt;</w:t>
       </w:r>
     </w:p>
-    <w:bookmarkEnd w:id="19"/>
-    <w:bookmarkEnd w:id="20"/>
+    <w:bookmarkEnd w:id="16"/>
+    <w:bookmarkEnd w:id="17"/>
     <w:sectPr>
       <w:footnotePr>
         <w:numRestart w:val="eachSect"/>
@@ -1441,9 +1149,6 @@
     <w:abstractNumId w:val="991"/>
   </w:num>
   <w:num w:numId="1003">
-    <w:abstractNumId w:val="991"/>
-  </w:num>
-  <w:num w:numId="1004">
     <w:abstractNumId w:val="991"/>
   </w:num>
 </w:numbering>
